--- a/docs/content/analysis_of_variance/analysis_of_variance_activity.docx
+++ b/docs/content/analysis_of_variance/analysis_of_variance_activity.docx
@@ -118,6 +118,158 @@
       </w:r>
     </w:p>
     <w:p>
+      <w:pPr>
+        <w:pStyle w:val="BlockText"/>
+      </w:pPr>
+      <w:r>
+        <w:rPr>
+          <w:b/>
+          <w:bCs/>
+        </w:rPr>
+        <w:t xml:space="preserve">Every grey</w:t>
+      </w:r>
+      <w:r>
+        <w:rPr>
+          <w:b/>
+          <w:bCs/>
+        </w:rPr>
+        <w:t xml:space="preserve"> </w:t>
+      </w:r>
+      <w:r>
+        <w:rPr>
+          <w:rStyle w:val="VerbatimChar"/>
+          <w:b/>
+          <w:bCs/>
+        </w:rPr>
+        <w:t xml:space="preserve">r</w:t>
+      </w:r>
+      <w:r>
+        <w:rPr>
+          <w:b/>
+          <w:bCs/>
+        </w:rPr>
+        <w:t xml:space="preserve"> </w:t>
+      </w:r>
+      <w:r>
+        <w:rPr>
+          <w:b/>
+          <w:bCs/>
+        </w:rPr>
+        <w:t xml:space="preserve">box below is code you type into an R script — not into the Console.</w:t>
+      </w:r>
+      <w:r>
+        <w:t xml:space="preserve"> </w:t>
+      </w:r>
+      <w:r>
+        <w:t xml:space="preserve">Before you start:</w:t>
+      </w:r>
+      <w:r>
+        <w:t xml:space="preserve"> </w:t>
+      </w:r>
+      <w:r>
+        <w:rPr>
+          <w:b/>
+          <w:bCs/>
+        </w:rPr>
+        <w:t xml:space="preserve">File → New File → R Script</w:t>
+      </w:r>
+      <w:r>
+        <w:t xml:space="preserve">, and save it as</w:t>
+      </w:r>
+      <w:r>
+        <w:t xml:space="preserve"> </w:t>
+      </w:r>
+      <w:r>
+        <w:rPr>
+          <w:rStyle w:val="VerbatimChar"/>
+        </w:rPr>
+        <w:t xml:space="preserve">12_analysis_of_variance.R</w:t>
+      </w:r>
+      <w:r>
+        <w:t xml:space="preserve"> </w:t>
+      </w:r>
+      <w:r>
+        <w:t xml:space="preserve">in your project’s</w:t>
+      </w:r>
+      <w:r>
+        <w:t xml:space="preserve"> </w:t>
+      </w:r>
+      <w:r>
+        <w:rPr>
+          <w:rStyle w:val="VerbatimChar"/>
+        </w:rPr>
+        <w:t xml:space="preserve">scripts/</w:t>
+      </w:r>
+      <w:r>
+        <w:t xml:space="preserve"> </w:t>
+      </w:r>
+      <w:r>
+        <w:t xml:space="preserve">folder. Then work down the worksheet, adding each block to the bottom of that one script, in order.</w:t>
+      </w:r>
+    </w:p>
+    <w:p>
+      <w:pPr>
+        <w:pStyle w:val="BlockText"/>
+      </w:pPr>
+      <w:r>
+        <w:rPr>
+          <w:b/>
+          <w:bCs/>
+        </w:rPr>
+        <w:t xml:space="preserve">Type the</w:t>
+      </w:r>
+      <w:r>
+        <w:rPr>
+          <w:b/>
+          <w:bCs/>
+        </w:rPr>
+        <w:t xml:space="preserve"> </w:t>
+      </w:r>
+      <w:r>
+        <w:rPr>
+          <w:rStyle w:val="VerbatimChar"/>
+          <w:b/>
+          <w:bCs/>
+        </w:rPr>
+        <w:t xml:space="preserve"># ── Part …</w:t>
+      </w:r>
+      <w:r>
+        <w:rPr>
+          <w:b/>
+          <w:bCs/>
+        </w:rPr>
+        <w:t xml:space="preserve"> </w:t>
+      </w:r>
+      <w:r>
+        <w:rPr>
+          <w:b/>
+          <w:bCs/>
+        </w:rPr>
+        <w:t xml:space="preserve">header comment at the top of each block, too.</w:t>
+      </w:r>
+      <w:r>
+        <w:t xml:space="preserve"> </w:t>
+      </w:r>
+      <w:r>
+        <w:t xml:space="preserve">Those comment lines are not decoration — they are how your script stays navigable, how you find your way back to a block that broke, and how I find your work when I read your script. A block with no header comment is a block I cannot place. In RStudio they also show up in the document outline (the</w:t>
+      </w:r>
+      <w:r>
+        <w:t xml:space="preserve"> </w:t>
+      </w:r>
+      <w:r>
+        <w:rPr>
+          <w:rStyle w:val="VerbatimChar"/>
+        </w:rPr>
+        <w:t xml:space="preserve">≡</w:t>
+      </w:r>
+      <w:r>
+        <w:t xml:space="preserve"> </w:t>
+      </w:r>
+      <w:r>
+        <w:t xml:space="preserve">button at the bottom-left of the editor) so you can jump straight to any part.</w:t>
+      </w:r>
+    </w:p>
+    <w:p>
       <w:r>
         <w:pict>
           <v:rect style="width:0;height:1.5pt" o:hralign="center" o:hrstd="t" o:hr="t"/>
@@ -152,6 +304,15 @@
       </w:pPr>
       <w:r>
         <w:rPr>
+          <w:rStyle w:val="CommentTok"/>
+        </w:rPr>
+        <w:t xml:space="preserve"># ── Part 1.1 · Setup and Data ───────────────────────────────────────────</w:t>
+      </w:r>
+      <w:r>
+        <w:br/>
+      </w:r>
+      <w:r>
+        <w:rPr>
           <w:rStyle w:val="FunctionTok"/>
         </w:rPr>
         <w:t xml:space="preserve">library</w:t>
@@ -889,6 +1050,15 @@
       </w:pPr>
       <w:r>
         <w:rPr>
+          <w:rStyle w:val="CommentTok"/>
+        </w:rPr>
+        <w:t xml:space="preserve"># ── Part 1.2 · Setup and Data ───────────────────────────────────────────</w:t>
+      </w:r>
+      <w:r>
+        <w:br/>
+      </w:r>
+      <w:r>
+        <w:rPr>
           <w:rStyle w:val="NormalTok"/>
         </w:rPr>
         <w:t xml:space="preserve">c_plot </w:t>
@@ -1282,6 +1452,15 @@
       <w:pPr>
         <w:pStyle w:val="SourceCode"/>
       </w:pPr>
+      <w:r>
+        <w:rPr>
+          <w:rStyle w:val="CommentTok"/>
+        </w:rPr>
+        <w:t xml:space="preserve"># ── Part 1.3 · Setup and Data ───────────────────────────────────────────</w:t>
+      </w:r>
+      <w:r>
+        <w:br/>
+      </w:r>
       <w:r>
         <w:rPr>
           <w:rStyle w:val="NormalTok"/>
@@ -1572,6 +1751,15 @@
               <w:rPr>
                 <w:rStyle w:val="CommentTok"/>
               </w:rPr>
+              <w:t xml:space="preserve"># ── Part 1.4 · Setup and Data ───────────────────────────────────────────</w:t>
+            </w:r>
+            <w:r>
+              <w:br/>
+            </w:r>
+            <w:r>
+              <w:rPr>
+                <w:rStyle w:val="CommentTok"/>
+              </w:rPr>
               <w:t xml:space="preserve"># Write your code here:</w:t>
             </w:r>
           </w:p>
@@ -1628,6 +1816,15 @@
       </w:pPr>
       <w:r>
         <w:rPr>
+          <w:rStyle w:val="CommentTok"/>
+        </w:rPr>
+        <w:t xml:space="preserve"># ── Part 2.1 · Assumptions and Diagnostics ──────────────────────────────</w:t>
+      </w:r>
+      <w:r>
+        <w:br/>
+      </w:r>
+      <w:r>
+        <w:rPr>
           <w:rStyle w:val="FunctionTok"/>
         </w:rPr>
         <w:t xml:space="preserve">par</w:t>
@@ -1804,6 +2001,15 @@
       </w:pPr>
       <w:r>
         <w:rPr>
+          <w:rStyle w:val="CommentTok"/>
+        </w:rPr>
+        <w:t xml:space="preserve"># ── Part 2.2 · Assumptions and Diagnostics ──────────────────────────────</w:t>
+      </w:r>
+      <w:r>
+        <w:br/>
+      </w:r>
+      <w:r>
+        <w:rPr>
           <w:rStyle w:val="FunctionTok"/>
         </w:rPr>
         <w:t xml:space="preserve">check_model</w:t>
@@ -1855,6 +2061,15 @@
       </w:pPr>
       <w:r>
         <w:rPr>
+          <w:rStyle w:val="CommentTok"/>
+        </w:rPr>
+        <w:t xml:space="preserve"># ── Part 2.3 · Assumptions and Diagnostics ──────────────────────────────</w:t>
+      </w:r>
+      <w:r>
+        <w:br/>
+      </w:r>
+      <w:r>
+        <w:rPr>
           <w:rStyle w:val="NormalTok"/>
         </w:rPr>
         <w:t xml:space="preserve">levene_test </w:t>
@@ -1955,6 +2170,15 @@
       <w:pPr>
         <w:pStyle w:val="SourceCode"/>
       </w:pPr>
+      <w:r>
+        <w:rPr>
+          <w:rStyle w:val="CommentTok"/>
+        </w:rPr>
+        <w:t xml:space="preserve"># ── Part 2.4 · Assumptions and Diagnostics ──────────────────────────────</w:t>
+      </w:r>
+      <w:r>
+        <w:br/>
+      </w:r>
       <w:r>
         <w:rPr>
           <w:rStyle w:val="NormalTok"/>
@@ -2236,6 +2460,15 @@
       </w:pPr>
       <w:r>
         <w:rPr>
+          <w:rStyle w:val="CommentTok"/>
+        </w:rPr>
+        <w:t xml:space="preserve"># ── Part 3.1 · Estimated Marginal Means and Post-Hoc Testing ────────────</w:t>
+      </w:r>
+      <w:r>
+        <w:br/>
+      </w:r>
+      <w:r>
+        <w:rPr>
           <w:rStyle w:val="NormalTok"/>
         </w:rPr>
         <w:t xml:space="preserve">emmeans_df </w:t>
@@ -2356,6 +2589,15 @@
       </w:pPr>
       <w:r>
         <w:rPr>
+          <w:rStyle w:val="CommentTok"/>
+        </w:rPr>
+        <w:t xml:space="preserve"># ── Part 3.2 · Estimated Marginal Means and Post-Hoc Testing ────────────</w:t>
+      </w:r>
+      <w:r>
+        <w:br/>
+      </w:r>
+      <w:r>
+        <w:rPr>
           <w:rStyle w:val="NormalTok"/>
         </w:rPr>
         <w:t xml:space="preserve">group_means </w:t>
@@ -2859,6 +3101,15 @@
       </w:pPr>
       <w:r>
         <w:rPr>
+          <w:rStyle w:val="CommentTok"/>
+        </w:rPr>
+        <w:t xml:space="preserve"># ── Part 3.3 · Estimated Marginal Means and Post-Hoc Testing ────────────</w:t>
+      </w:r>
+      <w:r>
+        <w:br/>
+      </w:r>
+      <w:r>
+        <w:rPr>
           <w:rStyle w:val="NormalTok"/>
         </w:rPr>
         <w:t xml:space="preserve">pairwise_comparisons </w:t>
@@ -2985,6 +3236,15 @@
       </w:pPr>
       <w:r>
         <w:rPr>
+          <w:rStyle w:val="CommentTok"/>
+        </w:rPr>
+        <w:t xml:space="preserve"># ── Part 3.4 · Estimated Marginal Means and Post-Hoc Testing ────────────</w:t>
+      </w:r>
+      <w:r>
+        <w:br/>
+      </w:r>
+      <w:r>
+        <w:rPr>
           <w:rStyle w:val="NormalTok"/>
         </w:rPr>
         <w:t xml:space="preserve">letter_groups </w:t>
@@ -3089,6 +3349,15 @@
       </w:pPr>
       <w:r>
         <w:rPr>
+          <w:rStyle w:val="CommentTok"/>
+        </w:rPr>
+        <w:t xml:space="preserve"># ── Part 3.5 · Estimated Marginal Means and Post-Hoc Testing ────────────</w:t>
+      </w:r>
+      <w:r>
+        <w:br/>
+      </w:r>
+      <w:r>
+        <w:rPr>
           <w:rStyle w:val="NormalTok"/>
         </w:rPr>
         <w:t xml:space="preserve">cld_result </w:t>
@@ -3230,6 +3499,15 @@
       <w:pPr>
         <w:pStyle w:val="SourceCode"/>
       </w:pPr>
+      <w:r>
+        <w:rPr>
+          <w:rStyle w:val="CommentTok"/>
+        </w:rPr>
+        <w:t xml:space="preserve"># ── Part 3.6 · Estimated Marginal Means and Post-Hoc Testing ────────────</w:t>
+      </w:r>
+      <w:r>
+        <w:br/>
+      </w:r>
       <w:r>
         <w:rPr>
           <w:rStyle w:val="FunctionTok"/>
@@ -3668,6 +3946,15 @@
               <w:rPr>
                 <w:rStyle w:val="CommentTok"/>
               </w:rPr>
+              <w:t xml:space="preserve"># ── Part 3.7 · Estimated Marginal Means and Post-Hoc Testing ────────────</w:t>
+            </w:r>
+            <w:r>
+              <w:br/>
+            </w:r>
+            <w:r>
+              <w:rPr>
+                <w:rStyle w:val="CommentTok"/>
+              </w:rPr>
               <w:t xml:space="preserve"># Write your code here:</w:t>
             </w:r>
           </w:p>
@@ -3718,6 +4005,15 @@
       </w:pPr>
       <w:r>
         <w:rPr>
+          <w:rStyle w:val="CommentTok"/>
+        </w:rPr>
+        <w:t xml:space="preserve"># ── Part 4.1 · Planned Comparisons ──────────────────────────────────────</w:t>
+      </w:r>
+      <w:r>
+        <w:br/>
+      </w:r>
+      <w:r>
+        <w:rPr>
           <w:rStyle w:val="FunctionTok"/>
         </w:rPr>
         <w:t xml:space="preserve">levels</w:t>
@@ -4069,6 +4365,15 @@
       <w:pPr>
         <w:pStyle w:val="SourceCode"/>
       </w:pPr>
+      <w:r>
+        <w:rPr>
+          <w:rStyle w:val="CommentTok"/>
+        </w:rPr>
+        <w:t xml:space="preserve"># ── Part 4.2 · Planned Comparisons ──────────────────────────────────────</w:t>
+      </w:r>
+      <w:r>
+        <w:br/>
+      </w:r>
       <w:r>
         <w:rPr>
           <w:rStyle w:val="FunctionTok"/>
@@ -4797,6 +5102,15 @@
       </w:pPr>
       <w:r>
         <w:rPr>
+          <w:rStyle w:val="CommentTok"/>
+        </w:rPr>
+        <w:t xml:space="preserve"># ── Part 6.1 · Non-Parametric ANOVA ─────────────────────────────────────</w:t>
+      </w:r>
+      <w:r>
+        <w:br/>
+      </w:r>
+      <w:r>
+        <w:rPr>
           <w:rStyle w:val="FunctionTok"/>
         </w:rPr>
         <w:t xml:space="preserve">set.seed</w:t>
@@ -5504,6 +5818,15 @@
       </w:pPr>
       <w:r>
         <w:rPr>
+          <w:rStyle w:val="CommentTok"/>
+        </w:rPr>
+        <w:t xml:space="preserve"># ── Part 6.2 · Non-Parametric ANOVA ─────────────────────────────────────</w:t>
+      </w:r>
+      <w:r>
+        <w:br/>
+      </w:r>
+      <w:r>
+        <w:rPr>
           <w:rStyle w:val="FunctionTok"/>
         </w:rPr>
         <w:t xml:space="preserve">ggplot</w:t>
@@ -6289,6 +6612,15 @@
       </w:pPr>
       <w:r>
         <w:rPr>
+          <w:rStyle w:val="CommentTok"/>
+        </w:rPr>
+        <w:t xml:space="preserve"># ── Part 6.3 · Non-Parametric ANOVA ─────────────────────────────────────</w:t>
+      </w:r>
+      <w:r>
+        <w:br/>
+      </w:r>
+      <w:r>
+        <w:rPr>
           <w:rStyle w:val="NormalTok"/>
         </w:rPr>
         <w:t xml:space="preserve">kruskal_original_result </w:t>
@@ -6577,6 +6909,15 @@
       <w:pPr>
         <w:pStyle w:val="SourceCode"/>
       </w:pPr>
+      <w:r>
+        <w:rPr>
+          <w:rStyle w:val="CommentTok"/>
+        </w:rPr>
+        <w:t xml:space="preserve"># ── Part 6.4 · Non-Parametric ANOVA ─────────────────────────────────────</w:t>
+      </w:r>
+      <w:r>
+        <w:br/>
+      </w:r>
       <w:r>
         <w:rPr>
           <w:rStyle w:val="NormalTok"/>
@@ -7170,6 +7511,15 @@
               <w:rPr>
                 <w:rStyle w:val="CommentTok"/>
               </w:rPr>
+              <w:t xml:space="preserve"># ── Part 6.5 · Non-Parametric ANOVA ─────────────────────────────────────</w:t>
+            </w:r>
+            <w:r>
+              <w:br/>
+            </w:r>
+            <w:r>
+              <w:rPr>
+                <w:rStyle w:val="CommentTok"/>
+              </w:rPr>
               <w:t xml:space="preserve"># Write your code here:</w:t>
             </w:r>
           </w:p>
@@ -7574,6 +7924,15 @@
       </w:pPr>
       <w:r>
         <w:rPr>
+          <w:rStyle w:val="CommentTok"/>
+        </w:rPr>
+        <w:t xml:space="preserve"># ── Part 7.1 · Take-Home Extension ──────────────────────────────────────</w:t>
+      </w:r>
+      <w:r>
+        <w:br/>
+      </w:r>
+      <w:r>
+        <w:rPr>
           <w:rStyle w:val="NormalTok"/>
         </w:rPr>
         <w:t xml:space="preserve">cray_df </w:t>
@@ -7764,6 +8123,15 @@
         <w:rPr>
           <w:rStyle w:val="CommentTok"/>
         </w:rPr>
+        <w:t xml:space="preserve"># ── Part 7.2 · Take-Home Extension ──────────────────────────────────────</w:t>
+      </w:r>
+      <w:r>
+        <w:br/>
+      </w:r>
+      <w:r>
+        <w:rPr>
+          <w:rStyle w:val="CommentTok"/>
+        </w:rPr>
         <w:t xml:space="preserve"># Write your code here:</w:t>
       </w:r>
     </w:p>
@@ -7845,6 +8213,15 @@
       <w:pPr>
         <w:pStyle w:val="SourceCode"/>
       </w:pPr>
+      <w:r>
+        <w:rPr>
+          <w:rStyle w:val="CommentTok"/>
+        </w:rPr>
+        <w:t xml:space="preserve"># ── Part 7.3 · Take-Home Extension ──────────────────────────────────────</w:t>
+      </w:r>
+      <w:r>
+        <w:br/>
+      </w:r>
       <w:r>
         <w:rPr>
           <w:rStyle w:val="CommentTok"/>

--- a/docs/content/analysis_of_variance/analysis_of_variance_activity.docx
+++ b/docs/content/analysis_of_variance/analysis_of_variance_activity.docx
@@ -10147,7 +10147,7 @@
         <w:bottom w:color="FF0000" w:space="1" w:sz="8" w:val="single"/>
         <w:right w:color="FF0000" w:space="4" w:sz="8" w:val="single"/>
       </w:pBdr>
-      <w:shd w:color="auto" w:fill="auto" w:val="pct15"/>
+      <w:shd w:color="auto" w:fill="FBFBFB" w:val="clear"/>
       <w:spacing w:after="120" w:before="120"/>
       <w:ind w:left="432" w:right="432"/>
     </w:pPr>
@@ -10163,12 +10163,12 @@
     <w:rsid w:val="00771E03"/>
     <w:pPr>
       <w:pBdr>
-        <w:top w:color="auto" w:space="1" w:sz="8" w:val="single"/>
-        <w:left w:color="auto" w:space="4" w:sz="8" w:val="single"/>
-        <w:bottom w:color="auto" w:space="1" w:sz="8" w:val="single"/>
-        <w:right w:color="auto" w:space="4" w:sz="8" w:val="single"/>
+        <w:top w:color="BFBFBF" w:space="1" w:sz="6" w:val="single"/>
+        <w:left w:color="BFBFBF" w:space="4" w:sz="6" w:val="single"/>
+        <w:bottom w:color="BFBFBF" w:space="1" w:sz="6" w:val="single"/>
+        <w:right w:color="BFBFBF" w:space="4" w:sz="6" w:val="single"/>
       </w:pBdr>
-      <w:shd w:color="auto" w:fill="auto" w:val="pct15"/>
+      <w:shd w:color="auto" w:fill="FBFBFB" w:val="clear"/>
       <w:spacing w:after="240" w:before="240"/>
       <w:ind w:left="432" w:right="432"/>
     </w:pPr>
@@ -10183,7 +10183,13 @@
     <w:qFormat/>
     <w:rsid w:val="00771E03"/>
     <w:pPr>
-      <w:shd w:color="auto" w:fill="auto" w:val="pct15"/>
+      <w:pBdr>
+        <w:top w:color="BFBFBF" w:space="1" w:sz="6" w:val="single"/>
+        <w:left w:color="BFBFBF" w:space="4" w:sz="6" w:val="single"/>
+        <w:bottom w:color="BFBFBF" w:space="1" w:sz="6" w:val="single"/>
+        <w:right w:color="BFBFBF" w:space="4" w:sz="6" w:val="single"/>
+      </w:pBdr>
+      <w:shd w:color="auto" w:fill="FBFBFB" w:val="clear"/>
       <w:spacing w:after="240" w:before="240"/>
       <w:ind w:left="432" w:right="432"/>
     </w:pPr>

--- a/docs/content/analysis_of_variance/analysis_of_variance_activity.docx
+++ b/docs/content/analysis_of_variance/analysis_of_variance_activity.docx
@@ -1572,9 +1572,11 @@
       <w:r>
         <w:t xml:space="preserve">What is the F-statistic and p-value? At α = 0.05, do we reject H₀?</w:t>
       </w:r>
-      <w:r>
-        <w:t xml:space="preserve"> </w:t>
-      </w:r>
+    </w:p>
+    <w:p>
+      <w:pPr>
+        <w:pStyle w:val="BodyText"/>
+      </w:pPr>
       <w:r>
         <w:rPr>
           <w:rStyle w:val="VerbatimChar"/>
@@ -1760,7 +1762,7 @@
               <w:rPr>
                 <w:rStyle w:val="CommentTok"/>
               </w:rPr>
-              <w:t xml:space="preserve"># Write your code here:</w:t>
+              <w:t xml:space="preserve"># Write your code in the R script:</w:t>
             </w:r>
           </w:p>
           <w:p/>
@@ -2254,9 +2256,11 @@
       <w:r>
         <w:t xml:space="preserve">Do these three groups pass both the normality and equal-variance checks?</w:t>
       </w:r>
-      <w:r>
-        <w:t xml:space="preserve"> </w:t>
-      </w:r>
+    </w:p>
+    <w:p>
+      <w:pPr>
+        <w:pStyle w:val="BodyText"/>
+      </w:pPr>
       <w:r>
         <w:rPr>
           <w:rStyle w:val="VerbatimChar"/>
@@ -3067,9 +3071,11 @@
       <w:r>
         <w:t xml:space="preserve">zero (or extremely close to it, within rounding error) for every row?</w:t>
       </w:r>
-      <w:r>
-        <w:t xml:space="preserve"> </w:t>
-      </w:r>
+    </w:p>
+    <w:p>
+      <w:pPr>
+        <w:pStyle w:val="BodyText"/>
+      </w:pPr>
       <w:r>
         <w:rPr>
           <w:rStyle w:val="VerbatimChar"/>
@@ -3749,9 +3755,11 @@
       <w:r>
         <w:t xml:space="preserve">significantly different)?</w:t>
       </w:r>
-      <w:r>
-        <w:t xml:space="preserve"> </w:t>
-      </w:r>
+    </w:p>
+    <w:p>
+      <w:pPr>
+        <w:pStyle w:val="BodyText"/>
+      </w:pPr>
       <w:r>
         <w:rPr>
           <w:rStyle w:val="VerbatimChar"/>
@@ -3955,7 +3963,7 @@
               <w:rPr>
                 <w:rStyle w:val="CommentTok"/>
               </w:rPr>
-              <w:t xml:space="preserve"># Write your code here:</w:t>
+              <w:t xml:space="preserve"># Write your code in the R script:</w:t>
             </w:r>
           </w:p>
           <w:p/>
@@ -6578,9 +6586,11 @@
       <w:r>
         <w:t xml:space="preserve">Do the Shapiro-Wilk and Levene’s tests confirm this data violates ANOVA’s assumptions?</w:t>
       </w:r>
-      <w:r>
-        <w:t xml:space="preserve"> </w:t>
-      </w:r>
+    </w:p>
+    <w:p>
+      <w:pPr>
+        <w:pStyle w:val="BodyText"/>
+      </w:pPr>
       <w:r>
         <w:rPr>
           <w:rStyle w:val="VerbatimChar"/>
@@ -6877,9 +6887,11 @@
       <w:r>
         <w:t xml:space="preserve">Does the parametric ANOVA’s conclusion on the violated data agree with the Kruskal-Wallis conclusion? If they disagree, which would you trust more, and why?</w:t>
       </w:r>
-      <w:r>
-        <w:t xml:space="preserve"> </w:t>
-      </w:r>
+    </w:p>
+    <w:p>
+      <w:pPr>
+        <w:pStyle w:val="BodyText"/>
+      </w:pPr>
       <w:r>
         <w:rPr>
           <w:rStyle w:val="VerbatimChar"/>
@@ -7520,7 +7532,7 @@
               <w:rPr>
                 <w:rStyle w:val="CommentTok"/>
               </w:rPr>
-              <w:t xml:space="preserve"># Write your code here:</w:t>
+              <w:t xml:space="preserve"># Write your code in the R script:</w:t>
             </w:r>
           </w:p>
           <w:p/>
@@ -8132,7 +8144,7 @@
         <w:rPr>
           <w:rStyle w:val="CommentTok"/>
         </w:rPr>
-        <w:t xml:space="preserve"># Write your code here:</w:t>
+        <w:t xml:space="preserve"># Write your code in the R script:</w:t>
       </w:r>
     </w:p>
     <w:p>
@@ -8226,7 +8238,7 @@
         <w:rPr>
           <w:rStyle w:val="CommentTok"/>
         </w:rPr>
-        <w:t xml:space="preserve"># Write your code here:</w:t>
+        <w:t xml:space="preserve"># Write your code in the R script:</w:t>
       </w:r>
     </w:p>
     <w:tbl>

--- a/docs/content/analysis_of_variance/analysis_of_variance_activity.docx
+++ b/docs/content/analysis_of_variance/analysis_of_variance_activity.docx
@@ -26,7 +26,7 @@
         <w:t xml:space="preserve">Bill Perry</w:t>
       </w:r>
     </w:p>
-    <w:bookmarkStart w:id="10" w:name="worksheet-analysis-of-variance-anova"/>
+    <w:bookmarkStart w:id="9" w:name="worksheet-analysis-of-variance-anova"/>
     <w:p>
       <w:pPr>
         <w:pStyle w:val="Heading1"/>
@@ -35,249 +35,8 @@
         <w:t xml:space="preserve">Worksheet: Analysis of Variance (ANOVA)</w:t>
       </w:r>
     </w:p>
-    <w:p>
-      <w:pPr>
-        <w:pStyle w:val="Heading2"/>
-      </w:pPr>
-      <w:bookmarkStart w:id="9" w:name="how-to-use-this-worksheet"/>
-      <w:r>
-        <w:t xml:space="preserve">How to use this worksheet</w:t>
-      </w:r>
-      <w:bookmarkEnd w:id="9"/>
-    </w:p>
-    <w:p>
-      <w:pPr>
-        <w:pStyle w:val="BlockText"/>
-      </w:pPr>
-      <w:r>
-        <w:t xml:space="preserve">Work through each part in order, at your own pace. Type every line of code yourself into a</w:t>
-      </w:r>
-      <w:r>
-        <w:t xml:space="preserve"> </w:t>
-      </w:r>
-      <w:r>
-        <w:rPr>
-          <w:b/>
-          <w:bCs/>
-        </w:rPr>
-        <w:t xml:space="preserve">plain R script</w:t>
-      </w:r>
-      <w:r>
-        <w:t xml:space="preserve"> </w:t>
-      </w:r>
-      <w:r>
-        <w:t xml:space="preserve">— do not copy-paste. Blocks marked</w:t>
-      </w:r>
-      <w:r>
-        <w:t xml:space="preserve"> </w:t>
-      </w:r>
-      <w:r>
-        <w:rPr>
-          <w:b/>
-          <w:bCs/>
-        </w:rPr>
-        <w:t xml:space="preserve">▶ Run this</w:t>
-      </w:r>
-      <w:r>
-        <w:t xml:space="preserve"> </w:t>
-      </w:r>
-      <w:r>
-        <w:t xml:space="preserve">are code you should type and execute. Blocks marked</w:t>
-      </w:r>
-      <w:r>
-        <w:t xml:space="preserve"> </w:t>
-      </w:r>
-      <w:r>
-        <w:rPr>
-          <w:b/>
-          <w:bCs/>
-        </w:rPr>
-        <w:t xml:space="preserve">✏️ Your turn</w:t>
-      </w:r>
-      <w:r>
-        <w:t xml:space="preserve"> </w:t>
-      </w:r>
-      <w:r>
-        <w:t xml:space="preserve">ask you to write, modify, or answer something. Boxes marked</w:t>
-      </w:r>
-      <w:r>
-        <w:t xml:space="preserve"> </w:t>
-      </w:r>
-      <w:r>
-        <w:rPr>
-          <w:b/>
-          <w:bCs/>
-        </w:rPr>
-        <w:t xml:space="preserve">🚀 If you finish early</w:t>
-      </w:r>
-      <w:r>
-        <w:t xml:space="preserve"> </w:t>
-      </w:r>
-      <w:r>
-        <w:t xml:space="preserve">are optional bonus material that goes a bit further than what we covered in lecture.</w:t>
-      </w:r>
-    </w:p>
-    <w:p>
-      <w:pPr>
-        <w:pStyle w:val="BlockText"/>
-      </w:pPr>
-      <w:r>
-        <w:rPr>
-          <w:b/>
-          <w:bCs/>
-        </w:rPr>
-        <w:t xml:space="preserve">Every grey</w:t>
-      </w:r>
-      <w:r>
-        <w:rPr>
-          <w:b/>
-          <w:bCs/>
-        </w:rPr>
-        <w:t xml:space="preserve"> </w:t>
-      </w:r>
-      <w:r>
-        <w:rPr>
-          <w:rStyle w:val="VerbatimChar"/>
-          <w:b/>
-          <w:bCs/>
-        </w:rPr>
-        <w:t xml:space="preserve">r</w:t>
-      </w:r>
-      <w:r>
-        <w:rPr>
-          <w:b/>
-          <w:bCs/>
-        </w:rPr>
-        <w:t xml:space="preserve"> </w:t>
-      </w:r>
-      <w:r>
-        <w:rPr>
-          <w:b/>
-          <w:bCs/>
-        </w:rPr>
-        <w:t xml:space="preserve">box below is code you type into an R script — not into the Console.</w:t>
-      </w:r>
-      <w:r>
-        <w:t xml:space="preserve"> </w:t>
-      </w:r>
-      <w:r>
-        <w:t xml:space="preserve">Before you start:</w:t>
-      </w:r>
-      <w:r>
-        <w:t xml:space="preserve"> </w:t>
-      </w:r>
-      <w:r>
-        <w:rPr>
-          <w:b/>
-          <w:bCs/>
-        </w:rPr>
-        <w:t xml:space="preserve">File → New File → R Script</w:t>
-      </w:r>
-      <w:r>
-        <w:t xml:space="preserve">, and save it as</w:t>
-      </w:r>
-      <w:r>
-        <w:t xml:space="preserve"> </w:t>
-      </w:r>
-      <w:r>
-        <w:rPr>
-          <w:rStyle w:val="VerbatimChar"/>
-        </w:rPr>
-        <w:t xml:space="preserve">12_analysis_of_variance.R</w:t>
-      </w:r>
-      <w:r>
-        <w:t xml:space="preserve"> </w:t>
-      </w:r>
-      <w:r>
-        <w:t xml:space="preserve">in your project’s</w:t>
-      </w:r>
-      <w:r>
-        <w:t xml:space="preserve"> </w:t>
-      </w:r>
-      <w:r>
-        <w:rPr>
-          <w:rStyle w:val="VerbatimChar"/>
-        </w:rPr>
-        <w:t xml:space="preserve">scripts/</w:t>
-      </w:r>
-      <w:r>
-        <w:t xml:space="preserve"> </w:t>
-      </w:r>
-      <w:r>
-        <w:t xml:space="preserve">folder. Then work down the worksheet, adding each block to the bottom of that one script, in order.</w:t>
-      </w:r>
-    </w:p>
-    <w:p>
-      <w:pPr>
-        <w:pStyle w:val="BlockText"/>
-      </w:pPr>
-      <w:r>
-        <w:rPr>
-          <w:b/>
-          <w:bCs/>
-        </w:rPr>
-        <w:t xml:space="preserve">Type the</w:t>
-      </w:r>
-      <w:r>
-        <w:rPr>
-          <w:b/>
-          <w:bCs/>
-        </w:rPr>
-        <w:t xml:space="preserve"> </w:t>
-      </w:r>
-      <w:r>
-        <w:rPr>
-          <w:rStyle w:val="VerbatimChar"/>
-          <w:b/>
-          <w:bCs/>
-        </w:rPr>
-        <w:t xml:space="preserve"># ── Part …</w:t>
-      </w:r>
-      <w:r>
-        <w:rPr>
-          <w:b/>
-          <w:bCs/>
-        </w:rPr>
-        <w:t xml:space="preserve"> </w:t>
-      </w:r>
-      <w:r>
-        <w:rPr>
-          <w:b/>
-          <w:bCs/>
-        </w:rPr>
-        <w:t xml:space="preserve">header comment at the top of each block, too.</w:t>
-      </w:r>
-      <w:r>
-        <w:t xml:space="preserve"> </w:t>
-      </w:r>
-      <w:r>
-        <w:t xml:space="preserve">Those comment lines are not decoration — they are how your script stays navigable, how you find your way back to a block that broke, and how I find your work when I read your script. A block with no header comment is a block I cannot place. In RStudio they also show up in the document outline (the</w:t>
-      </w:r>
-      <w:r>
-        <w:t xml:space="preserve"> </w:t>
-      </w:r>
-      <w:r>
-        <w:rPr>
-          <w:rStyle w:val="VerbatimChar"/>
-        </w:rPr>
-        <w:t xml:space="preserve">≡</w:t>
-      </w:r>
-      <w:r>
-        <w:t xml:space="preserve"> </w:t>
-      </w:r>
-      <w:r>
-        <w:t xml:space="preserve">button at the bottom-left of the editor) so you can jump straight to any part.</w:t>
-      </w:r>
-    </w:p>
-    <w:p>
-      <w:r>
-        <w:pict>
-          <v:rect style="width:0;height:1.5pt" o:hralign="center" o:hrstd="t" o:hr="t"/>
-        </w:pict>
-      </w:r>
-    </w:p>
-    <w:bookmarkEnd w:id="10"/>
-    <w:bookmarkStart w:id="14" w:name="part-1-setup-and-data"/>
+    <w:bookmarkEnd w:id="9"/>
+    <w:bookmarkStart w:id="13" w:name="part-1-setup-and-data"/>
     <w:p>
       <w:pPr>
         <w:pStyle w:val="Heading1"/>
@@ -1625,18 +1384,18 @@
                 <wp:inline>
                   <wp:extent cx="152400" cy="152400"/>
                   <wp:effectExtent b="0" l="0" r="0" t="0"/>
-                  <wp:docPr descr="" title="" id="12" name="Picture"/>
+                  <wp:docPr descr="" title="" id="11" name="Picture"/>
                   <a:graphic>
                     <a:graphicData uri="http://schemas.openxmlformats.org/drawingml/2006/picture">
                       <pic:pic>
                         <pic:nvPicPr>
-                          <pic:cNvPr descr="/Applications/Positron.app/Contents/Resources/app/quarto/share/formats/docx/tip.png" id="13" name="Picture"/>
+                          <pic:cNvPr descr="/Applications/Positron.app/Contents/Resources/app/quarto/share/formats/docx/tip.png" id="12" name="Picture"/>
                           <pic:cNvPicPr>
                             <a:picLocks noChangeArrowheads="1" noChangeAspect="1"/>
                           </pic:cNvPicPr>
                         </pic:nvPicPr>
                         <pic:blipFill>
-                          <a:blip r:embed="rId11"/>
+                          <a:blip r:embed="rId10"/>
                           <a:stretch>
                             <a:fillRect/>
                           </a:stretch>
@@ -1776,8 +1535,8 @@
         </w:pict>
       </w:r>
     </w:p>
-    <w:bookmarkEnd w:id="14"/>
-    <w:bookmarkStart w:id="17" w:name="part-2-assumptions-and-diagnostics"/>
+    <w:bookmarkEnd w:id="13"/>
+    <w:bookmarkStart w:id="16" w:name="part-2-assumptions-and-diagnostics"/>
     <w:p>
       <w:pPr>
         <w:pStyle w:val="Heading1"/>
@@ -2309,18 +2068,18 @@
                 <wp:inline>
                   <wp:extent cx="152400" cy="152400"/>
                   <wp:effectExtent b="0" l="0" r="0" t="0"/>
-                  <wp:docPr descr="" title="" id="15" name="Picture"/>
+                  <wp:docPr descr="" title="" id="14" name="Picture"/>
                   <a:graphic>
                     <a:graphicData uri="http://schemas.openxmlformats.org/drawingml/2006/picture">
                       <pic:pic>
                         <pic:nvPicPr>
-                          <pic:cNvPr descr="/Applications/Positron.app/Contents/Resources/app/quarto/share/formats/docx/tip.png" id="16" name="Picture"/>
+                          <pic:cNvPr descr="/Applications/Positron.app/Contents/Resources/app/quarto/share/formats/docx/tip.png" id="15" name="Picture"/>
                           <pic:cNvPicPr>
                             <a:picLocks noChangeArrowheads="1" noChangeAspect="1"/>
                           </pic:cNvPicPr>
                         </pic:nvPicPr>
                         <pic:blipFill>
-                          <a:blip r:embed="rId11"/>
+                          <a:blip r:embed="rId10"/>
                           <a:stretch>
                             <a:fillRect/>
                           </a:stretch>
@@ -2412,8 +2171,8 @@
         </w:pict>
       </w:r>
     </w:p>
-    <w:bookmarkEnd w:id="17"/>
-    <w:bookmarkStart w:id="20" w:name="X1e97f5adbf4afaf3ad697c4ed46266fec7038e5"/>
+    <w:bookmarkEnd w:id="16"/>
+    <w:bookmarkStart w:id="19" w:name="X1e97f5adbf4afaf3ad697c4ed46266fec7038e5"/>
     <w:p>
       <w:pPr>
         <w:pStyle w:val="Heading1"/>
@@ -3808,18 +3567,18 @@
                 <wp:inline>
                   <wp:extent cx="152400" cy="152400"/>
                   <wp:effectExtent b="0" l="0" r="0" t="0"/>
-                  <wp:docPr descr="" title="" id="18" name="Picture"/>
+                  <wp:docPr descr="" title="" id="17" name="Picture"/>
                   <a:graphic>
                     <a:graphicData uri="http://schemas.openxmlformats.org/drawingml/2006/picture">
                       <pic:pic>
                         <pic:nvPicPr>
-                          <pic:cNvPr descr="/Applications/Positron.app/Contents/Resources/app/quarto/share/formats/docx/tip.png" id="19" name="Picture"/>
+                          <pic:cNvPr descr="/Applications/Positron.app/Contents/Resources/app/quarto/share/formats/docx/tip.png" id="18" name="Picture"/>
                           <pic:cNvPicPr>
                             <a:picLocks noChangeArrowheads="1" noChangeAspect="1"/>
                           </pic:cNvPicPr>
                         </pic:nvPicPr>
                         <pic:blipFill>
-                          <a:blip r:embed="rId11"/>
+                          <a:blip r:embed="rId10"/>
                           <a:stretch>
                             <a:fillRect/>
                           </a:stretch>
@@ -3977,8 +3736,8 @@
         </w:pict>
       </w:r>
     </w:p>
-    <w:bookmarkEnd w:id="20"/>
-    <w:bookmarkStart w:id="21" w:name="part-4-planned-comparisons"/>
+    <w:bookmarkEnd w:id="19"/>
+    <w:bookmarkStart w:id="20" w:name="part-4-planned-comparisons"/>
     <w:p>
       <w:pPr>
         <w:pStyle w:val="Heading1"/>
@@ -5004,8 +4763,8 @@
         </w:pict>
       </w:r>
     </w:p>
-    <w:bookmarkEnd w:id="21"/>
-    <w:bookmarkStart w:id="22" w:name="part-5-reporting-the-results"/>
+    <w:bookmarkEnd w:id="20"/>
+    <w:bookmarkStart w:id="21" w:name="part-5-reporting-the-results"/>
     <w:p>
       <w:pPr>
         <w:pStyle w:val="Heading1"/>
@@ -5076,8 +4835,8 @@
         </w:pict>
       </w:r>
     </w:p>
-    <w:bookmarkEnd w:id="22"/>
-    <w:bookmarkStart w:id="28" w:name="part-6-non-parametric-anova"/>
+    <w:bookmarkEnd w:id="21"/>
+    <w:bookmarkStart w:id="27" w:name="part-6-non-parametric-anova"/>
     <w:p>
       <w:pPr>
         <w:pStyle w:val="Heading1"/>
@@ -7236,18 +6995,18 @@
                 <wp:inline>
                   <wp:extent cx="152400" cy="152400"/>
                   <wp:effectExtent b="0" l="0" r="0" t="0"/>
-                  <wp:docPr descr="" title="" id="24" name="Picture"/>
+                  <wp:docPr descr="" title="" id="23" name="Picture"/>
                   <a:graphic>
                     <a:graphicData uri="http://schemas.openxmlformats.org/drawingml/2006/picture">
                       <pic:pic>
                         <pic:nvPicPr>
-                          <pic:cNvPr descr="/Applications/Positron.app/Contents/Resources/app/quarto/share/formats/docx/note.png" id="25" name="Picture"/>
+                          <pic:cNvPr descr="/Applications/Positron.app/Contents/Resources/app/quarto/share/formats/docx/note.png" id="24" name="Picture"/>
                           <pic:cNvPicPr>
                             <a:picLocks noChangeArrowheads="1" noChangeAspect="1"/>
                           </pic:cNvPicPr>
                         </pic:nvPicPr>
                         <pic:blipFill>
-                          <a:blip r:embed="rId23"/>
+                          <a:blip r:embed="rId22"/>
                           <a:stretch>
                             <a:fillRect/>
                           </a:stretch>
@@ -7407,18 +7166,18 @@
                 <wp:inline>
                   <wp:extent cx="152400" cy="152400"/>
                   <wp:effectExtent b="0" l="0" r="0" t="0"/>
-                  <wp:docPr descr="" title="" id="26" name="Picture"/>
+                  <wp:docPr descr="" title="" id="25" name="Picture"/>
                   <a:graphic>
                     <a:graphicData uri="http://schemas.openxmlformats.org/drawingml/2006/picture">
                       <pic:pic>
                         <pic:nvPicPr>
-                          <pic:cNvPr descr="/Applications/Positron.app/Contents/Resources/app/quarto/share/formats/docx/tip.png" id="27" name="Picture"/>
+                          <pic:cNvPr descr="/Applications/Positron.app/Contents/Resources/app/quarto/share/formats/docx/tip.png" id="26" name="Picture"/>
                           <pic:cNvPicPr>
                             <a:picLocks noChangeArrowheads="1" noChangeAspect="1"/>
                           </pic:cNvPicPr>
                         </pic:nvPicPr>
                         <pic:blipFill>
-                          <a:blip r:embed="rId11"/>
+                          <a:blip r:embed="rId10"/>
                           <a:stretch>
                             <a:fillRect/>
                           </a:stretch>
@@ -7546,8 +7305,8 @@
         </w:pict>
       </w:r>
     </w:p>
-    <w:bookmarkEnd w:id="28"/>
-    <w:bookmarkStart w:id="31" w:name="review-and-checkpoint"/>
+    <w:bookmarkEnd w:id="27"/>
+    <w:bookmarkStart w:id="30" w:name="review-and-checkpoint"/>
     <w:p>
       <w:pPr>
         <w:pStyle w:val="Heading1"/>
@@ -7716,18 +7475,18 @@
                 <wp:inline>
                   <wp:extent cx="152400" cy="152400"/>
                   <wp:effectExtent b="0" l="0" r="0" t="0"/>
-                  <wp:docPr descr="" title="" id="29" name="Picture"/>
+                  <wp:docPr descr="" title="" id="28" name="Picture"/>
                   <a:graphic>
                     <a:graphicData uri="http://schemas.openxmlformats.org/drawingml/2006/picture">
                       <pic:pic>
                         <pic:nvPicPr>
-                          <pic:cNvPr descr="/Applications/Positron.app/Contents/Resources/app/quarto/share/formats/docx/note.png" id="30" name="Picture"/>
+                          <pic:cNvPr descr="/Applications/Positron.app/Contents/Resources/app/quarto/share/formats/docx/note.png" id="29" name="Picture"/>
                           <pic:cNvPicPr>
                             <a:picLocks noChangeArrowheads="1" noChangeAspect="1"/>
                           </pic:cNvPicPr>
                         </pic:nvPicPr>
                         <pic:blipFill>
-                          <a:blip r:embed="rId23"/>
+                          <a:blip r:embed="rId22"/>
                           <a:stretch>
                             <a:fillRect/>
                           </a:stretch>
@@ -7861,8 +7620,8 @@
         </w:pict>
       </w:r>
     </w:p>
-    <w:bookmarkEnd w:id="31"/>
-    <w:bookmarkStart w:id="39" w:name="X27d47381498b01c6b8a976456dcf78370bda595"/>
+    <w:bookmarkEnd w:id="30"/>
+    <w:bookmarkStart w:id="38" w:name="X27d47381498b01c6b8a976456dcf78370bda595"/>
     <w:p>
       <w:pPr>
         <w:pStyle w:val="Heading1"/>
@@ -7891,7 +7650,7 @@
         <w:t xml:space="preserve">Same workflow as Parts 1–3 — fit, check assumptions, compare groups — new dataset, new question. This time you decide whether the standard ANOVA route or the Kruskal-Wallis route is the right call, and you pick the post-hoc test yourself; nobody walks you through it step by step.</w:t>
       </w:r>
     </w:p>
-    <w:bookmarkStart w:id="32" w:name="background"/>
+    <w:bookmarkStart w:id="31" w:name="background"/>
     <w:p>
       <w:pPr>
         <w:pStyle w:val="Heading2"/>
@@ -8001,8 +7760,8 @@
         <w:t xml:space="preserve">(cray_df)</w:t>
       </w:r>
     </w:p>
-    <w:bookmarkEnd w:id="32"/>
-    <w:bookmarkStart w:id="33" w:name="your-task"/>
+    <w:bookmarkEnd w:id="31"/>
+    <w:bookmarkStart w:id="32" w:name="your-task"/>
     <w:p>
       <w:pPr>
         <w:pStyle w:val="Heading2"/>
@@ -8176,8 +7935,8 @@
         <w:t xml:space="preserve">________________________________________________________</w:t>
       </w:r>
     </w:p>
-    <w:bookmarkEnd w:id="33"/>
-    <w:bookmarkStart w:id="38" w:name="final-figure"/>
+    <w:bookmarkEnd w:id="32"/>
+    <w:bookmarkStart w:id="37" w:name="final-figure"/>
     <w:p>
       <w:pPr>
         <w:pStyle w:val="Heading2"/>
@@ -8282,18 +8041,18 @@
                 <wp:inline>
                   <wp:extent cx="152400" cy="152400"/>
                   <wp:effectExtent b="0" l="0" r="0" t="0"/>
-                  <wp:docPr descr="" title="" id="34" name="Picture"/>
+                  <wp:docPr descr="" title="" id="33" name="Picture"/>
                   <a:graphic>
                     <a:graphicData uri="http://schemas.openxmlformats.org/drawingml/2006/picture">
                       <pic:pic>
                         <pic:nvPicPr>
-                          <pic:cNvPr descr="/Applications/Positron.app/Contents/Resources/app/quarto/share/formats/docx/note.png" id="35" name="Picture"/>
+                          <pic:cNvPr descr="/Applications/Positron.app/Contents/Resources/app/quarto/share/formats/docx/note.png" id="34" name="Picture"/>
                           <pic:cNvPicPr>
                             <a:picLocks noChangeArrowheads="1" noChangeAspect="1"/>
                           </pic:cNvPicPr>
                         </pic:nvPicPr>
                         <pic:blipFill>
-                          <a:blip r:embed="rId23"/>
+                          <a:blip r:embed="rId22"/>
                           <a:stretch>
                             <a:fillRect/>
                           </a:stretch>
@@ -8490,18 +8249,18 @@
                 <wp:inline>
                   <wp:extent cx="152400" cy="152400"/>
                   <wp:effectExtent b="0" l="0" r="0" t="0"/>
-                  <wp:docPr descr="" title="" id="36" name="Picture"/>
+                  <wp:docPr descr="" title="" id="35" name="Picture"/>
                   <a:graphic>
                     <a:graphicData uri="http://schemas.openxmlformats.org/drawingml/2006/picture">
                       <pic:pic>
                         <pic:nvPicPr>
-                          <pic:cNvPr descr="/Applications/Positron.app/Contents/Resources/app/quarto/share/formats/docx/note.png" id="37" name="Picture"/>
+                          <pic:cNvPr descr="/Applications/Positron.app/Contents/Resources/app/quarto/share/formats/docx/note.png" id="36" name="Picture"/>
                           <pic:cNvPicPr>
                             <a:picLocks noChangeArrowheads="1" noChangeAspect="1"/>
                           </pic:cNvPicPr>
                         </pic:nvPicPr>
                         <pic:blipFill>
-                          <a:blip r:embed="rId23"/>
+                          <a:blip r:embed="rId22"/>
                           <a:stretch>
                             <a:fillRect/>
                           </a:stretch>
@@ -8603,260 +8362,11 @@
         </w:tc>
       </w:tr>
     </w:tbl>
-    <w:p>
-      <w:r>
-        <w:pict>
-          <v:rect style="width:0;height:1.5pt" o:hralign="center" o:hrstd="t" o:hr="t"/>
-        </w:pict>
-      </w:r>
-    </w:p>
+    <w:bookmarkEnd w:id="37"/>
     <w:bookmarkEnd w:id="38"/>
-    <w:bookmarkEnd w:id="39"/>
-    <w:bookmarkStart w:id="40" w:name="getting-unstuck"/>
-    <w:p>
-      <w:pPr>
-        <w:pStyle w:val="Heading1"/>
-      </w:pPr>
-      <w:r>
-        <w:t xml:space="preserve">Getting unstuck</w:t>
-      </w:r>
-    </w:p>
-    <w:p>
-      <w:pPr>
-        <w:pStyle w:val="FirstParagraph"/>
-      </w:pPr>
-      <w:r>
-        <w:t xml:space="preserve">When code breaks — and it will, that is normal:</w:t>
-      </w:r>
-    </w:p>
-    <w:p>
-      <w:pPr>
-        <w:pStyle w:val="Compact"/>
-        <w:numPr>
-          <w:ilvl w:val="0"/>
-          <w:numId w:val="1014"/>
-        </w:numPr>
-      </w:pPr>
-      <w:r>
-        <w:rPr>
-          <w:b/>
-          <w:bCs/>
-        </w:rPr>
-        <w:t xml:space="preserve">Read the error message out loud.</w:t>
-      </w:r>
-      <w:r>
-        <w:t xml:space="preserve"> </w:t>
-      </w:r>
-      <w:r>
-        <w:t xml:space="preserve">R usually names the line and the problem.</w:t>
-      </w:r>
-    </w:p>
-    <w:p>
-      <w:pPr>
-        <w:pStyle w:val="Compact"/>
-        <w:numPr>
-          <w:ilvl w:val="0"/>
-          <w:numId w:val="1014"/>
-        </w:numPr>
-      </w:pPr>
-      <w:r>
-        <w:rPr>
-          <w:b/>
-          <w:bCs/>
-        </w:rPr>
-        <w:t xml:space="preserve">Check the usual suspects:</w:t>
-      </w:r>
-      <w:r>
-        <w:t xml:space="preserve"> </w:t>
-      </w:r>
-      <w:r>
-        <w:t xml:space="preserve">did you run</w:t>
-      </w:r>
-      <w:r>
-        <w:t xml:space="preserve"> </w:t>
-      </w:r>
-      <w:r>
-        <w:rPr>
-          <w:rStyle w:val="VerbatimChar"/>
-        </w:rPr>
-        <w:t xml:space="preserve">library(performance)</w:t>
-      </w:r>
-      <w:r>
-        <w:t xml:space="preserve">,</w:t>
-      </w:r>
-      <w:r>
-        <w:t xml:space="preserve"> </w:t>
-      </w:r>
-      <w:r>
-        <w:rPr>
-          <w:rStyle w:val="VerbatimChar"/>
-        </w:rPr>
-        <w:t xml:space="preserve">library(FSA)</w:t>
-      </w:r>
-      <w:r>
-        <w:t xml:space="preserve">,</w:t>
-      </w:r>
-      <w:r>
-        <w:t xml:space="preserve"> </w:t>
-      </w:r>
-      <w:r>
-        <w:rPr>
-          <w:rStyle w:val="VerbatimChar"/>
-        </w:rPr>
-        <w:t xml:space="preserve">library(car)</w:t>
-      </w:r>
-      <w:r>
-        <w:t xml:space="preserve">,</w:t>
-      </w:r>
-      <w:r>
-        <w:t xml:space="preserve"> </w:t>
-      </w:r>
-      <w:r>
-        <w:rPr>
-          <w:rStyle w:val="VerbatimChar"/>
-        </w:rPr>
-        <w:t xml:space="preserve">library(emmeans)</w:t>
-      </w:r>
-      <w:r>
-        <w:t xml:space="preserve">, and</w:t>
-      </w:r>
-      <w:r>
-        <w:t xml:space="preserve"> </w:t>
-      </w:r>
-      <w:r>
-        <w:rPr>
-          <w:rStyle w:val="VerbatimChar"/>
-        </w:rPr>
-        <w:t xml:space="preserve">library(tidyverse)</w:t>
-      </w:r>
-      <w:r>
-        <w:t xml:space="preserve">? Spelling? A missing</w:t>
-      </w:r>
-      <w:r>
-        <w:t xml:space="preserve"> </w:t>
-      </w:r>
-      <w:r>
-        <w:rPr>
-          <w:rStyle w:val="VerbatimChar"/>
-        </w:rPr>
-        <w:t xml:space="preserve">)</w:t>
-      </w:r>
-      <w:r>
-        <w:t xml:space="preserve"> </w:t>
-      </w:r>
-      <w:r>
-        <w:t xml:space="preserve">or</w:t>
-      </w:r>
-      <w:r>
-        <w:t xml:space="preserve"> </w:t>
-      </w:r>
-      <w:r>
-        <w:rPr>
-          <w:rStyle w:val="VerbatimChar"/>
-        </w:rPr>
-        <w:t xml:space="preserve">%&gt;%</w:t>
-      </w:r>
-      <w:r>
-        <w:t xml:space="preserve"> </w:t>
-      </w:r>
-      <w:r>
-        <w:t xml:space="preserve">at the</w:t>
-      </w:r>
-      <w:r>
-        <w:t xml:space="preserve"> </w:t>
-      </w:r>
-      <w:r>
-        <w:rPr>
-          <w:i/>
-          <w:iCs/>
-        </w:rPr>
-        <w:t xml:space="preserve">start</w:t>
-      </w:r>
-      <w:r>
-        <w:t xml:space="preserve"> </w:t>
-      </w:r>
-      <w:r>
-        <w:t xml:space="preserve">of a line?</w:t>
-      </w:r>
-    </w:p>
-    <w:p>
-      <w:pPr>
-        <w:pStyle w:val="Compact"/>
-        <w:numPr>
-          <w:ilvl w:val="0"/>
-          <w:numId w:val="1014"/>
-        </w:numPr>
-      </w:pPr>
-      <w:r>
-        <w:rPr>
-          <w:rStyle w:val="VerbatimChar"/>
-        </w:rPr>
-        <w:t xml:space="preserve">?function_name</w:t>
-      </w:r>
-      <w:r>
-        <w:t xml:space="preserve"> </w:t>
-      </w:r>
-      <w:r>
-        <w:t xml:space="preserve">opens the built-in help page.</w:t>
-      </w:r>
-    </w:p>
-    <w:p>
-      <w:pPr>
-        <w:pStyle w:val="Compact"/>
-        <w:numPr>
-          <w:ilvl w:val="0"/>
-          <w:numId w:val="1014"/>
-        </w:numPr>
-      </w:pPr>
-      <w:r>
-        <w:rPr>
-          <w:b/>
-          <w:bCs/>
-        </w:rPr>
-        <w:t xml:space="preserve">Bring the exact error</w:t>
-      </w:r>
-      <w:r>
-        <w:t xml:space="preserve"> </w:t>
-      </w:r>
-      <w:r>
-        <w:t xml:space="preserve">(copy-paste it) to class or office hours.</w:t>
-      </w:r>
-    </w:p>
-    <w:p>
-      <w:pPr>
-        <w:pStyle w:val="BlockText"/>
-      </w:pPr>
-      <w:r>
-        <w:t xml:space="preserve">💡</w:t>
-      </w:r>
-      <w:r>
-        <w:t xml:space="preserve"> </w:t>
-      </w:r>
-      <w:r>
-        <w:rPr>
-          <w:b/>
-          <w:bCs/>
-        </w:rPr>
-        <w:t xml:space="preserve">Key idea:</w:t>
-      </w:r>
-      <w:r>
-        <w:t xml:space="preserve"> </w:t>
-      </w:r>
-      <w:r>
-        <w:t xml:space="preserve">Every working scientist googles error messages daily. Getting stuck is not failing — it is the job.</w:t>
-      </w:r>
-    </w:p>
-    <w:p>
-      <w:r>
-        <w:pict>
-          <v:rect style="width:0;height:1.5pt" o:hralign="center" o:hrstd="t" o:hr="t"/>
-        </w:pict>
-      </w:r>
-    </w:p>
-    <w:bookmarkEnd w:id="40"/>
     <w:sectPr>
       <w:pgSz w:h="15840" w:w="12240"/>
-      <w:pgMar w:bottom="1440" w:footer="720" w:gutter="0" w:header="720" w:left="1440" w:right="1440" w:top="1440"/>
+      <w:pgMar w:bottom="720" w:footer="360" w:gutter="0" w:header="360" w:left="1008" w:right="720" w:top="720"/>
       <w:cols w:space="720"/>
       <w:docGrid w:linePitch="360"/>
     </w:sectPr>
@@ -9195,36 +8705,6 @@
   <w:num w:numId="1013">
     <w:abstractNumId w:val="992"/>
   </w:num>
-  <w:num w:numId="1014">
-    <w:abstractNumId w:val="99411"/>
-    <w:lvlOverride w:ilvl="0">
-      <w:startOverride w:val="1"/>
-    </w:lvlOverride>
-    <w:lvlOverride w:ilvl="1">
-      <w:startOverride w:val="1"/>
-    </w:lvlOverride>
-    <w:lvlOverride w:ilvl="2">
-      <w:startOverride w:val="1"/>
-    </w:lvlOverride>
-    <w:lvlOverride w:ilvl="3">
-      <w:startOverride w:val="1"/>
-    </w:lvlOverride>
-    <w:lvlOverride w:ilvl="4">
-      <w:startOverride w:val="1"/>
-    </w:lvlOverride>
-    <w:lvlOverride w:ilvl="5">
-      <w:startOverride w:val="1"/>
-    </w:lvlOverride>
-    <w:lvlOverride w:ilvl="6">
-      <w:startOverride w:val="1"/>
-    </w:lvlOverride>
-    <w:lvlOverride w:ilvl="7">
-      <w:startOverride w:val="1"/>
-    </w:lvlOverride>
-    <w:lvlOverride w:ilvl="8">
-      <w:startOverride w:val="1"/>
-    </w:lvlOverride>
-  </w:num>
 </w:numbering>
 </file>
 
@@ -9241,7 +8721,11 @@
         <w14:ligatures w14:val="standardContextual"/>
       </w:rPr>
     </w:rPrDefault>
-    <w:pPrDefault/>
+    <w:pPrDefault>
+      <w:pPr>
+        <w:spacing w:before="0"/>
+      </w:pPr>
+    </w:pPrDefault>
   </w:docDefaults>
   <w:latentStyles w:count="376" w:defLockedState="0" w:defQFormat="0" w:defSemiHidden="0" w:defUIPriority="99" w:defUnhideWhenUsed="0">
     <w:lsdException w:name="Normal" w:qFormat="1" w:uiPriority="0"/>
@@ -9636,7 +9120,7 @@
     <w:pPr>
       <w:keepNext/>
       <w:keepLines/>
-      <w:spacing w:after="80" w:before="360"/>
+      <w:spacing w:after="80" w:before="120"/>
       <w:outlineLvl w:val="0"/>
     </w:pPr>
     <w:rPr>
@@ -9660,7 +9144,7 @@
     <w:pPr>
       <w:keepNext/>
       <w:keepLines/>
-      <w:spacing w:after="80" w:before="160"/>
+      <w:spacing w:after="80" w:before="100"/>
       <w:outlineLvl w:val="1"/>
     </w:pPr>
     <w:rPr>
@@ -9681,7 +9165,7 @@
     <w:pPr>
       <w:keepNext/>
       <w:keepLines/>
-      <w:spacing w:after="80" w:before="160"/>
+      <w:spacing w:after="80" w:before="80"/>
       <w:outlineLvl w:val="2"/>
     </w:pPr>
     <w:rPr>
@@ -9726,7 +9210,7 @@
     <w:pPr>
       <w:keepNext/>
       <w:keepLines/>
-      <w:spacing w:after="40" w:before="80"/>
+      <w:spacing w:after="40" w:before="60"/>
       <w:outlineLvl w:val="4"/>
     </w:pPr>
     <w:rPr>
@@ -9747,7 +9231,7 @@
     <w:pPr>
       <w:keepNext/>
       <w:keepLines/>
-      <w:spacing w:before="40"/>
+      <w:spacing w:before="60"/>
       <w:outlineLvl w:val="5"/>
     </w:pPr>
     <w:rPr>
@@ -9769,7 +9253,7 @@
     <w:pPr>
       <w:keepNext/>
       <w:keepLines/>
-      <w:spacing w:before="40"/>
+      <w:spacing w:before="60"/>
       <w:outlineLvl w:val="6"/>
     </w:pPr>
     <w:rPr>
@@ -9788,6 +9272,7 @@
     <w:qFormat/>
     <w:rsid w:val="00846576"/>
     <w:pPr>
+      <w:spacing w:before="60"/>
       <w:keepNext/>
       <w:keepLines/>
       <w:outlineLvl w:val="7"/>
@@ -9809,6 +9294,7 @@
     <w:qFormat/>
     <w:rsid w:val="00846576"/>
     <w:pPr>
+      <w:spacing w:before="60"/>
       <w:keepNext/>
       <w:keepLines/>
       <w:outlineLvl w:val="8"/>
@@ -9971,7 +9457,7 @@
     <w:qFormat/>
     <w:rsid w:val="00AF5CF1"/>
     <w:pPr>
-      <w:spacing w:after="80"/>
+      <w:spacing w:after="80" w:before="0"/>
       <w:contextualSpacing/>
     </w:pPr>
     <w:rPr>
@@ -10008,7 +9494,7 @@
       <w:numPr>
         <w:ilvl w:val="1"/>
       </w:numPr>
-      <w:spacing w:after="160"/>
+      <w:spacing w:after="160" w:before="0"/>
     </w:pPr>
     <w:rPr>
       <w:rFonts w:asciiTheme="minorHAnsi" w:cstheme="majorBidi" w:eastAsiaTheme="majorEastAsia" w:hAnsiTheme="minorHAnsi"/>
@@ -10041,7 +9527,7 @@
     <w:qFormat/>
     <w:rsid w:val="00AF5CF1"/>
     <w:pPr>
-      <w:spacing w:after="160" w:before="160"/>
+      <w:spacing w:after="160" w:before="0"/>
       <w:jc w:val="center"/>
     </w:pPr>
     <w:rPr>
@@ -10069,6 +9555,7 @@
     <w:qFormat/>
     <w:rsid w:val="00AF5CF1"/>
     <w:pPr>
+      <w:spacing w:before="0"/>
       <w:ind w:left="720"/>
       <w:contextualSpacing/>
     </w:pPr>
@@ -10098,7 +9585,7 @@
         <w:top w:color="0F4761" w:space="10" w:sz="4" w:themeColor="accent1" w:themeShade="BF" w:val="single"/>
         <w:bottom w:color="0F4761" w:space="10" w:sz="4" w:themeColor="accent1" w:themeShade="BF" w:val="single"/>
       </w:pBdr>
-      <w:spacing w:after="360" w:before="360"/>
+      <w:spacing w:after="360" w:before="0"/>
       <w:ind w:left="864" w:right="864"/>
       <w:jc w:val="center"/>
     </w:pPr>
@@ -10160,7 +9647,7 @@
         <w:right w:color="FF0000" w:space="4" w:sz="8" w:val="single"/>
       </w:pBdr>
       <w:shd w:color="auto" w:fill="FBFBFB" w:val="clear"/>
-      <w:spacing w:after="120" w:before="120"/>
+      <w:spacing w:after="60" w:before="0"/>
       <w:ind w:left="432" w:right="432"/>
     </w:pPr>
     <w:rPr>
@@ -10181,7 +9668,7 @@
         <w:right w:color="BFBFBF" w:space="4" w:sz="6" w:val="single"/>
       </w:pBdr>
       <w:shd w:color="auto" w:fill="FBFBFB" w:val="clear"/>
-      <w:spacing w:after="240" w:before="240"/>
+      <w:spacing w:after="60" w:before="0"/>
       <w:ind w:left="432" w:right="432"/>
     </w:pPr>
     <w:rPr>
@@ -10202,7 +9689,7 @@
         <w:right w:color="BFBFBF" w:space="4" w:sz="6" w:val="single"/>
       </w:pBdr>
       <w:shd w:color="auto" w:fill="FBFBFB" w:val="clear"/>
-      <w:spacing w:after="240" w:before="240"/>
+      <w:spacing w:after="60" w:before="0"/>
       <w:ind w:left="432" w:right="432"/>
     </w:pPr>
     <w:rPr>
@@ -10248,7 +9735,7 @@
     <w:unhideWhenUsed/>
     <w:rsid w:val="00322D32"/>
     <w:pPr>
-      <w:spacing w:after="100"/>
+      <w:spacing w:after="100" w:before="0"/>
     </w:pPr>
   </w:style>
   <w:style w:type="character" w:customStyle="1" w:styleId="KeywordTok">

--- a/docs/content/analysis_of_variance/analysis_of_variance_activity.docx
+++ b/docs/content/analysis_of_variance/analysis_of_variance_activity.docx
@@ -282,6 +282,21 @@
         <w:br/>
       </w:r>
       <w:r>
+        <w:rPr>
+          <w:rStyle w:val="FunctionTok"/>
+        </w:rPr>
+        <w:t xml:space="preserve">library</w:t>
+      </w:r>
+      <w:r>
+        <w:rPr>
+          <w:rStyle w:val="NormalTok"/>
+        </w:rPr>
+        <w:t xml:space="preserve">(emmeans)</w:t>
+      </w:r>
+      <w:r>
+        <w:br/>
+      </w:r>
+      <w:r>
         <w:br/>
       </w:r>
       <w:r>
@@ -645,7 +660,13 @@
           <w:b/>
           <w:bCs/>
         </w:rPr>
-        <w:t xml:space="preserve">▶ Run this:</w:t>
+        <w:t xml:space="preserve">▶ Run this</w:t>
+      </w:r>
+      <w:r>
+        <w:t xml:space="preserve"> </w:t>
+      </w:r>
+      <w:r>
+        <w:t xml:space="preserve">— it is already in the skeleton, so read it rather than retyping it:</w:t>
       </w:r>
     </w:p>
     <w:p>
@@ -2405,6 +2426,265 @@
           <w:rStyle w:val="VerbatimChar"/>
         </w:rPr>
         <w:t xml:space="preserve">male minor removed - intact male = __________</w:t>
+      </w:r>
+    </w:p>
+    <w:p>
+      <w:pPr>
+        <w:pStyle w:val="FirstParagraph"/>
+      </w:pPr>
+      <w:r>
+        <w:rPr>
+          <w:b/>
+          <w:bCs/>
+        </w:rPr>
+        <w:t xml:space="preserve">▶ Now the same job with</w:t>
+      </w:r>
+      <w:r>
+        <w:rPr>
+          <w:b/>
+          <w:bCs/>
+        </w:rPr>
+        <w:t xml:space="preserve"> </w:t>
+      </w:r>
+      <w:r>
+        <w:rPr>
+          <w:rStyle w:val="VerbatimChar"/>
+          <w:b/>
+          <w:bCs/>
+        </w:rPr>
+        <w:t xml:space="preserve">emmeans</w:t>
+      </w:r>
+      <w:r>
+        <w:t xml:space="preserve"> </w:t>
+      </w:r>
+      <w:r>
+        <w:t xml:space="preserve">— this is the tool you will use on every model from here on. Step one is the estimated marginal means, step two is the pairwise contrasts.</w:t>
+      </w:r>
+    </w:p>
+    <w:p>
+      <w:pPr>
+        <w:pStyle w:val="BodyText"/>
+      </w:pPr>
+      <w:r>
+        <w:t xml:space="preserve">✏️</w:t>
+      </w:r>
+      <w:r>
+        <w:t xml:space="preserve"> </w:t>
+      </w:r>
+      <w:r>
+        <w:rPr>
+          <w:b/>
+          <w:bCs/>
+        </w:rPr>
+        <w:t xml:space="preserve">Your turn:</w:t>
+      </w:r>
+      <w:r>
+        <w:t xml:space="preserve"> </w:t>
+      </w:r>
+      <w:r>
+        <w:t xml:space="preserve">Fill in the two calls and run them.</w:t>
+      </w:r>
+    </w:p>
+    <w:p>
+      <w:pPr>
+        <w:pStyle w:val="SourceCode"/>
+      </w:pPr>
+      <w:r>
+        <w:rPr>
+          <w:rStyle w:val="CommentTok"/>
+        </w:rPr>
+        <w:t xml:space="preserve"># ── Part 6.2 · The same comparisons with emmeans ─────────────────────────</w:t>
+      </w:r>
+      <w:r>
+        <w:br/>
+      </w:r>
+      <w:r>
+        <w:rPr>
+          <w:rStyle w:val="NormalTok"/>
+        </w:rPr>
+        <w:t xml:space="preserve">crab_emm </w:t>
+      </w:r>
+      <w:r>
+        <w:rPr>
+          <w:rStyle w:val="OtherTok"/>
+        </w:rPr>
+        <w:t xml:space="preserve">&lt;-</w:t>
+      </w:r>
+      <w:r>
+        <w:rPr>
+          <w:rStyle w:val="NormalTok"/>
+        </w:rPr>
+        <w:t xml:space="preserve"> </w:t>
+      </w:r>
+      <w:r>
+        <w:rPr>
+          <w:rStyle w:val="FunctionTok"/>
+        </w:rPr>
+        <w:t xml:space="preserve">______________</w:t>
+      </w:r>
+      <w:r>
+        <w:rPr>
+          <w:rStyle w:val="NormalTok"/>
+        </w:rPr>
+        <w:t xml:space="preserve">(crab_model, </w:t>
+      </w:r>
+      <w:r>
+        <w:rPr>
+          <w:rStyle w:val="SpecialCharTok"/>
+        </w:rPr>
+        <w:t xml:space="preserve">~</w:t>
+      </w:r>
+      <w:r>
+        <w:rPr>
+          <w:rStyle w:val="NormalTok"/>
+        </w:rPr>
+        <w:t xml:space="preserve"> ______________)</w:t>
+      </w:r>
+      <w:r>
+        <w:br/>
+      </w:r>
+      <w:r>
+        <w:br/>
+      </w:r>
+      <w:r>
+        <w:rPr>
+          <w:rStyle w:val="NormalTok"/>
+        </w:rPr>
+        <w:t xml:space="preserve">crab_emm</w:t>
+      </w:r>
+      <w:r>
+        <w:br/>
+      </w:r>
+      <w:r>
+        <w:br/>
+      </w:r>
+      <w:r>
+        <w:rPr>
+          <w:rStyle w:val="FunctionTok"/>
+        </w:rPr>
+        <w:t xml:space="preserve">pairs</w:t>
+      </w:r>
+      <w:r>
+        <w:rPr>
+          <w:rStyle w:val="NormalTok"/>
+        </w:rPr>
+        <w:t xml:space="preserve">(______________, </w:t>
+      </w:r>
+      <w:r>
+        <w:rPr>
+          <w:rStyle w:val="AttributeTok"/>
+        </w:rPr>
+        <w:t xml:space="preserve">adjust =</w:t>
+      </w:r>
+      <w:r>
+        <w:rPr>
+          <w:rStyle w:val="NormalTok"/>
+        </w:rPr>
+        <w:t xml:space="preserve"> </w:t>
+      </w:r>
+      <w:r>
+        <w:rPr>
+          <w:rStyle w:val="StringTok"/>
+        </w:rPr>
+        <w:t xml:space="preserve">"tukey"</w:t>
+      </w:r>
+      <w:r>
+        <w:rPr>
+          <w:rStyle w:val="NormalTok"/>
+        </w:rPr>
+        <w:t xml:space="preserve">)</w:t>
+      </w:r>
+    </w:p>
+    <w:p>
+      <w:pPr>
+        <w:pStyle w:val="FirstParagraph"/>
+      </w:pPr>
+      <w:r>
+        <w:t xml:space="preserve">✏️</w:t>
+      </w:r>
+      <w:r>
+        <w:t xml:space="preserve"> </w:t>
+      </w:r>
+      <w:r>
+        <w:rPr>
+          <w:b/>
+          <w:bCs/>
+        </w:rPr>
+        <w:t xml:space="preserve">Your turn:</w:t>
+      </w:r>
+      <w:r>
+        <w:t xml:space="preserve"> </w:t>
+      </w:r>
+      <w:r>
+        <w:t xml:space="preserve">Compare the two outputs.</w:t>
+      </w:r>
+    </w:p>
+    <w:p>
+      <w:pPr>
+        <w:pStyle w:val="SourceCode"/>
+      </w:pPr>
+      <w:r>
+        <w:rPr>
+          <w:rStyle w:val="VerbatimChar"/>
+        </w:rPr>
+        <w:t xml:space="preserve">Do the adjusted p-values match TukeyHSD()?  __________</w:t>
+      </w:r>
+      <w:r>
+        <w:br/>
+      </w:r>
+      <w:r>
+        <w:br/>
+      </w:r>
+      <w:r>
+        <w:rPr>
+          <w:rStyle w:val="VerbatimChar"/>
+        </w:rPr>
+        <w:t xml:space="preserve">One thing is not the same. Look at the sign of each estimate:</w:t>
+      </w:r>
+      <w:r>
+        <w:br/>
+      </w:r>
+      <w:r>
+        <w:br/>
+      </w:r>
+      <w:r>
+        <w:rPr>
+          <w:rStyle w:val="VerbatimChar"/>
+        </w:rPr>
+        <w:t xml:space="preserve">____________________________________________________________</w:t>
+      </w:r>
+      <w:r>
+        <w:br/>
+      </w:r>
+      <w:r>
+        <w:br/>
+      </w:r>
+      <w:r>
+        <w:rPr>
+          <w:rStyle w:val="VerbatimChar"/>
+        </w:rPr>
+        <w:t xml:space="preserve">In the emmeans table every group has the same SE. Where does that SE</w:t>
+      </w:r>
+      <w:r>
+        <w:br/>
+      </w:r>
+      <w:r>
+        <w:rPr>
+          <w:rStyle w:val="VerbatimChar"/>
+        </w:rPr>
+        <w:t xml:space="preserve">come from, and why is it not each group's own SD?</w:t>
+      </w:r>
+      <w:r>
+        <w:br/>
+      </w:r>
+      <w:r>
+        <w:br/>
+      </w:r>
+      <w:r>
+        <w:rPr>
+          <w:rStyle w:val="VerbatimChar"/>
+        </w:rPr>
+        <w:t xml:space="preserve">____________________________________________________________</w:t>
       </w:r>
     </w:p>
     <w:p>
@@ -3609,7 +3889,49 @@
         </w:numPr>
       </w:pPr>
       <w:r>
-        <w:t xml:space="preserve">Read a Tukey HSD table and answer a specific biological prediction with it</w:t>
+        <w:t xml:space="preserve">Get the same pairwise comparisons from</w:t>
+      </w:r>
+      <w:r>
+        <w:t xml:space="preserve"> </w:t>
+      </w:r>
+      <w:r>
+        <w:rPr>
+          <w:rStyle w:val="VerbatimChar"/>
+        </w:rPr>
+        <w:t xml:space="preserve">TukeyHSD()</w:t>
+      </w:r>
+      <w:r>
+        <w:t xml:space="preserve"> </w:t>
+      </w:r>
+      <w:r>
+        <w:t xml:space="preserve">and from</w:t>
+      </w:r>
+      <w:r>
+        <w:t xml:space="preserve"> </w:t>
+      </w:r>
+      <w:r>
+        <w:rPr>
+          <w:rStyle w:val="VerbatimChar"/>
+        </w:rPr>
+        <w:t xml:space="preserve">emmeans()</w:t>
+      </w:r>
+      <w:r>
+        <w:t xml:space="preserve"> </w:t>
+      </w:r>
+      <w:r>
+        <w:t xml:space="preserve">+</w:t>
+      </w:r>
+      <w:r>
+        <w:t xml:space="preserve"> </w:t>
+      </w:r>
+      <w:r>
+        <w:rPr>
+          <w:rStyle w:val="VerbatimChar"/>
+        </w:rPr>
+        <w:t xml:space="preserve">pairs()</w:t>
+      </w:r>
+      <w:r>
+        <w:t xml:space="preserve">, and read the table to answer a specific biological prediction</w:t>
       </w:r>
     </w:p>
     <w:p>

--- a/docs/content/analysis_of_variance/analysis_of_variance_activity.docx
+++ b/docs/content/analysis_of_variance/analysis_of_variance_activity.docx
@@ -1325,6 +1325,24 @@
         <w:rPr>
           <w:rStyle w:val="FunctionTok"/>
         </w:rPr>
+        <w:t xml:space="preserve">summary</w:t>
+      </w:r>
+      <w:r>
+        <w:rPr>
+          <w:rStyle w:val="NormalTok"/>
+        </w:rPr>
+        <w:t xml:space="preserve">(crab_model)</w:t>
+      </w:r>
+      <w:r>
+        <w:br/>
+      </w:r>
+      <w:r>
+        <w:br/>
+      </w:r>
+      <w:r>
+        <w:rPr>
+          <w:rStyle w:val="FunctionTok"/>
+        </w:rPr>
         <w:t xml:space="preserve">anova</w:t>
       </w:r>
       <w:r>
@@ -1332,36 +1350,6 @@
           <w:rStyle w:val="NormalTok"/>
         </w:rPr>
         <w:t xml:space="preserve">(crab_model)</w:t>
-      </w:r>
-      <w:r>
-        <w:br/>
-      </w:r>
-      <w:r>
-        <w:br/>
-      </w:r>
-      <w:r>
-        <w:rPr>
-          <w:rStyle w:val="FunctionTok"/>
-        </w:rPr>
-        <w:t xml:space="preserve">summary</w:t>
-      </w:r>
-      <w:r>
-        <w:rPr>
-          <w:rStyle w:val="NormalTok"/>
-        </w:rPr>
-        <w:t xml:space="preserve">(crab_model)</w:t>
-      </w:r>
-      <w:r>
-        <w:rPr>
-          <w:rStyle w:val="SpecialCharTok"/>
-        </w:rPr>
-        <w:t xml:space="preserve">$</w:t>
-      </w:r>
-      <w:r>
-        <w:rPr>
-          <w:rStyle w:val="NormalTok"/>
-        </w:rPr>
-        <w:t xml:space="preserve">r.squared</w:t>
       </w:r>
     </w:p>
     <w:p>
@@ -1421,6 +1409,30 @@
           <w:rStyle w:val="VerbatimChar"/>
         </w:rPr>
         <w:t xml:space="preserve">R squared = __________  (compare it with ss_among / ss_total)</w:t>
+      </w:r>
+      <w:r>
+        <w:br/>
+      </w:r>
+      <w:r>
+        <w:br/>
+      </w:r>
+      <w:r>
+        <w:rPr>
+          <w:rStyle w:val="VerbatimChar"/>
+        </w:rPr>
+        <w:t xml:space="preserve">(Intercept) = __________  -- which group's mean is that, and why?</w:t>
+      </w:r>
+      <w:r>
+        <w:br/>
+      </w:r>
+      <w:r>
+        <w:br/>
+      </w:r>
+      <w:r>
+        <w:rPr>
+          <w:rStyle w:val="VerbatimChar"/>
+        </w:rPr>
+        <w:t xml:space="preserve">____________________________________________________________</w:t>
       </w:r>
     </w:p>
     <w:p>

--- a/docs/content/analysis_of_variance/analysis_of_variance_activity.docx
+++ b/docs/content/analysis_of_variance/analysis_of_variance_activity.docx
@@ -2697,6 +2697,226 @@
           <w:rStyle w:val="VerbatimChar"/>
         </w:rPr>
         <w:t xml:space="preserve">____________________________________________________________</w:t>
+      </w:r>
+    </w:p>
+    <w:p>
+      <w:pPr>
+        <w:pStyle w:val="FirstParagraph"/>
+      </w:pPr>
+      <w:r>
+        <w:rPr>
+          <w:b/>
+          <w:bCs/>
+        </w:rPr>
+        <w:t xml:space="preserve">▶ Run this</w:t>
+      </w:r>
+      <w:r>
+        <w:t xml:space="preserve"> </w:t>
+      </w:r>
+      <w:r>
+        <w:t xml:space="preserve">— the six p-values, collapsed into letters:</w:t>
+      </w:r>
+    </w:p>
+    <w:p>
+      <w:pPr>
+        <w:pStyle w:val="SourceCode"/>
+      </w:pPr>
+      <w:r>
+        <w:rPr>
+          <w:rStyle w:val="CommentTok"/>
+        </w:rPr>
+        <w:t xml:space="preserve"># ── Part 6.3 · Compact letter display ────────────────────────────────────</w:t>
+      </w:r>
+      <w:r>
+        <w:br/>
+      </w:r>
+      <w:r>
+        <w:rPr>
+          <w:rStyle w:val="NormalTok"/>
+        </w:rPr>
+        <w:t xml:space="preserve">multcomp</w:t>
+      </w:r>
+      <w:r>
+        <w:rPr>
+          <w:rStyle w:val="SpecialCharTok"/>
+        </w:rPr>
+        <w:t xml:space="preserve">::</w:t>
+      </w:r>
+      <w:r>
+        <w:rPr>
+          <w:rStyle w:val="FunctionTok"/>
+        </w:rPr>
+        <w:t xml:space="preserve">cld</w:t>
+      </w:r>
+      <w:r>
+        <w:rPr>
+          <w:rStyle w:val="NormalTok"/>
+        </w:rPr>
+        <w:t xml:space="preserve">(crab_emm, </w:t>
+      </w:r>
+      <w:r>
+        <w:rPr>
+          <w:rStyle w:val="AttributeTok"/>
+        </w:rPr>
+        <w:t xml:space="preserve">Letters =</w:t>
+      </w:r>
+      <w:r>
+        <w:rPr>
+          <w:rStyle w:val="NormalTok"/>
+        </w:rPr>
+        <w:t xml:space="preserve"> letters, </w:t>
+      </w:r>
+      <w:r>
+        <w:rPr>
+          <w:rStyle w:val="AttributeTok"/>
+        </w:rPr>
+        <w:t xml:space="preserve">adjust =</w:t>
+      </w:r>
+      <w:r>
+        <w:rPr>
+          <w:rStyle w:val="NormalTok"/>
+        </w:rPr>
+        <w:t xml:space="preserve"> </w:t>
+      </w:r>
+      <w:r>
+        <w:rPr>
+          <w:rStyle w:val="StringTok"/>
+        </w:rPr>
+        <w:t xml:space="preserve">"tukey"</w:t>
+      </w:r>
+      <w:r>
+        <w:rPr>
+          <w:rStyle w:val="NormalTok"/>
+        </w:rPr>
+        <w:t xml:space="preserve">)</w:t>
+      </w:r>
+    </w:p>
+    <w:p>
+      <w:pPr>
+        <w:pStyle w:val="FirstParagraph"/>
+      </w:pPr>
+      <w:r>
+        <w:t xml:space="preserve">Use the</w:t>
+      </w:r>
+      <w:r>
+        <w:t xml:space="preserve"> </w:t>
+      </w:r>
+      <w:r>
+        <w:rPr>
+          <w:rStyle w:val="VerbatimChar"/>
+        </w:rPr>
+        <w:t xml:space="preserve">multcomp::</w:t>
+      </w:r>
+      <w:r>
+        <w:t xml:space="preserve"> </w:t>
+      </w:r>
+      <w:r>
+        <w:t xml:space="preserve">prefix. Do</w:t>
+      </w:r>
+      <w:r>
+        <w:t xml:space="preserve"> </w:t>
+      </w:r>
+      <w:r>
+        <w:rPr>
+          <w:b/>
+          <w:bCs/>
+        </w:rPr>
+        <w:t xml:space="preserve">not</w:t>
+      </w:r>
+      <w:r>
+        <w:t xml:space="preserve"> </w:t>
+      </w:r>
+      <w:r>
+        <w:t xml:space="preserve">run</w:t>
+      </w:r>
+      <w:r>
+        <w:t xml:space="preserve"> </w:t>
+      </w:r>
+      <w:r>
+        <w:rPr>
+          <w:rStyle w:val="VerbatimChar"/>
+        </w:rPr>
+        <w:t xml:space="preserve">library(multcomp)</w:t>
+      </w:r>
+      <w:r>
+        <w:t xml:space="preserve"> </w:t>
+      </w:r>
+      <w:r>
+        <w:t xml:space="preserve">— it masks</w:t>
+      </w:r>
+      <w:r>
+        <w:t xml:space="preserve"> </w:t>
+      </w:r>
+      <w:r>
+        <w:rPr>
+          <w:rStyle w:val="VerbatimChar"/>
+        </w:rPr>
+        <w:t xml:space="preserve">dplyr::select()</w:t>
+      </w:r>
+      <w:r>
+        <w:t xml:space="preserve"> </w:t>
+      </w:r>
+      <w:r>
+        <w:t xml:space="preserve">and your pipes will start failing for no visible reason.</w:t>
+      </w:r>
+    </w:p>
+    <w:p>
+      <w:pPr>
+        <w:pStyle w:val="BodyText"/>
+      </w:pPr>
+      <w:r>
+        <w:t xml:space="preserve">✏️</w:t>
+      </w:r>
+      <w:r>
+        <w:t xml:space="preserve"> </w:t>
+      </w:r>
+      <w:r>
+        <w:rPr>
+          <w:b/>
+          <w:bCs/>
+        </w:rPr>
+        <w:t xml:space="preserve">Your turn:</w:t>
+      </w:r>
+      <w:r>
+        <w:t xml:space="preserve"> </w:t>
+      </w:r>
+      <w:r>
+        <w:t xml:space="preserve">Read the letters.</w:t>
+      </w:r>
+    </w:p>
+    <w:p>
+      <w:pPr>
+        <w:pStyle w:val="SourceCode"/>
+      </w:pPr>
+      <w:r>
+        <w:rPr>
+          <w:rStyle w:val="VerbatimChar"/>
+        </w:rPr>
+        <w:t xml:space="preserve">Which groups share a letter with intact male?  ______________</w:t>
+      </w:r>
+      <w:r>
+        <w:br/>
+      </w:r>
+      <w:r>
+        <w:br/>
+      </w:r>
+      <w:r>
+        <w:rPr>
+          <w:rStyle w:val="VerbatimChar"/>
+        </w:rPr>
+        <w:t xml:space="preserve">A shared letter means ______________________________________</w:t>
+      </w:r>
+      <w:r>
+        <w:br/>
+      </w:r>
+      <w:r>
+        <w:br/>
+      </w:r>
+      <w:r>
+        <w:rPr>
+          <w:rStyle w:val="VerbatimChar"/>
+        </w:rPr>
+        <w:t xml:space="preserve">and it does NOT mean ________________________________________</w:t>
       </w:r>
     </w:p>
     <w:p>
@@ -3943,7 +4163,7 @@
         <w:t xml:space="preserve">pairs()</w:t>
       </w:r>
       <w:r>
-        <w:t xml:space="preserve">, and read the table to answer a specific biological prediction</w:t>
+        <w:t xml:space="preserve">, read the table to answer a specific biological prediction, and report it as a compact letter display</w:t>
       </w:r>
     </w:p>
     <w:p>
